--- a/InformeDAW2.docx
+++ b/InformeDAW2.docx
@@ -447,23 +447,7 @@
                 <w:color w:val="auto"/>
                 <w:lang w:val="es-HN"/>
               </w:rPr>
-              <w:t xml:space="preserve">El documento presenta la descripción general del sistema SIGESTI, incluyendo los casos de uso, requerimientos del sistema, tecnologías utilizadas y el modelo entidad relación para la gestión de </w:t>
-            </w:r>
-            <w:proofErr w:type="gramStart"/>
-            <w:r>
-              <w:rPr>
-                <w:color w:val="auto"/>
-                <w:lang w:val="es-HN"/>
-              </w:rPr>
-              <w:t>tickets</w:t>
-            </w:r>
-            <w:proofErr w:type="gramEnd"/>
-            <w:r>
-              <w:rPr>
-                <w:color w:val="auto"/>
-                <w:lang w:val="es-HN"/>
-              </w:rPr>
-              <w:t xml:space="preserve"> de validación y certificación QA.</w:t>
+              <w:t>El documento presenta la descripción general del sistema SIGESTI, incluyendo los casos de uso, requerimientos del sistema, tecnologías utilizadas y el modelo entidad relación para la gestión de tickets de validación y certificación QA.</w:t>
             </w:r>
           </w:p>
         </w:tc>
@@ -751,28 +735,49 @@
             <w:r>
               <w:rPr>
                 <w:rStyle w:val="Hipervnculo"/>
+                <w:noProof/>
               </w:rPr>
               <w:t>Informe Desarrollo Móvil I</w:t>
             </w:r>
             <w:r>
+              <w:rPr>
+                <w:noProof/>
+              </w:rPr>
               <w:tab/>
             </w:r>
             <w:r>
+              <w:rPr>
+                <w:noProof/>
+              </w:rPr>
               <w:fldChar w:fldCharType="begin"/>
             </w:r>
             <w:r>
+              <w:rPr>
+                <w:noProof/>
+              </w:rPr>
               <w:instrText>PAGEREF _Toc518262157 \h</w:instrText>
             </w:r>
             <w:r>
+              <w:rPr>
+                <w:noProof/>
+              </w:rPr>
+            </w:r>
+            <w:r>
+              <w:rPr>
+                <w:noProof/>
+              </w:rPr>
               <w:fldChar w:fldCharType="separate"/>
             </w:r>
             <w:r>
               <w:rPr>
-                <w:rStyle w:val="Hipervnculo"/>
-              </w:rPr>
-              <w:t>2</w:t>
-            </w:r>
-            <w:r>
+                <w:noProof/>
+              </w:rPr>
+              <w:t>5</w:t>
+            </w:r>
+            <w:r>
+              <w:rPr>
+                <w:noProof/>
+              </w:rPr>
               <w:fldChar w:fldCharType="end"/>
             </w:r>
           </w:hyperlink>
@@ -795,37 +800,62 @@
             <w:r>
               <w:rPr>
                 <w:rStyle w:val="Hipervnculo"/>
+                <w:noProof/>
               </w:rPr>
               <w:t>1.</w:t>
             </w:r>
             <w:r>
+              <w:rPr>
+                <w:noProof/>
+              </w:rPr>
               <w:tab/>
             </w:r>
             <w:r>
               <w:rPr>
                 <w:rStyle w:val="Hipervnculo"/>
+                <w:noProof/>
               </w:rPr>
               <w:t>DESCRIPCIÓN DE LA SOLUCIÓN</w:t>
             </w:r>
             <w:r>
+              <w:rPr>
+                <w:noProof/>
+              </w:rPr>
               <w:tab/>
             </w:r>
             <w:r>
+              <w:rPr>
+                <w:noProof/>
+              </w:rPr>
               <w:fldChar w:fldCharType="begin"/>
             </w:r>
             <w:r>
+              <w:rPr>
+                <w:noProof/>
+              </w:rPr>
               <w:instrText>PAGEREF _Toc82933231 \h</w:instrText>
             </w:r>
             <w:r>
+              <w:rPr>
+                <w:noProof/>
+              </w:rPr>
+            </w:r>
+            <w:r>
+              <w:rPr>
+                <w:noProof/>
+              </w:rPr>
               <w:fldChar w:fldCharType="separate"/>
             </w:r>
             <w:r>
               <w:rPr>
-                <w:rStyle w:val="Hipervnculo"/>
-              </w:rPr>
-              <w:t>2</w:t>
-            </w:r>
-            <w:r>
+                <w:noProof/>
+              </w:rPr>
+              <w:t>5</w:t>
+            </w:r>
+            <w:r>
+              <w:rPr>
+                <w:noProof/>
+              </w:rPr>
               <w:fldChar w:fldCharType="end"/>
             </w:r>
           </w:hyperlink>
@@ -847,37 +877,62 @@
             <w:r>
               <w:rPr>
                 <w:rStyle w:val="Hipervnculo"/>
+                <w:noProof/>
               </w:rPr>
               <w:t>1.1</w:t>
             </w:r>
             <w:r>
+              <w:rPr>
+                <w:noProof/>
+              </w:rPr>
               <w:tab/>
             </w:r>
             <w:r>
               <w:rPr>
                 <w:rStyle w:val="Hipervnculo"/>
+                <w:noProof/>
               </w:rPr>
               <w:t>Resumen gerencial</w:t>
             </w:r>
             <w:r>
+              <w:rPr>
+                <w:noProof/>
+              </w:rPr>
               <w:tab/>
             </w:r>
             <w:r>
+              <w:rPr>
+                <w:noProof/>
+              </w:rPr>
               <w:fldChar w:fldCharType="begin"/>
             </w:r>
             <w:r>
+              <w:rPr>
+                <w:noProof/>
+              </w:rPr>
               <w:instrText>PAGEREF _Toc2063981855 \h</w:instrText>
             </w:r>
             <w:r>
+              <w:rPr>
+                <w:noProof/>
+              </w:rPr>
+            </w:r>
+            <w:r>
+              <w:rPr>
+                <w:noProof/>
+              </w:rPr>
               <w:fldChar w:fldCharType="separate"/>
             </w:r>
             <w:r>
               <w:rPr>
-                <w:rStyle w:val="Hipervnculo"/>
-              </w:rPr>
-              <w:t>2</w:t>
-            </w:r>
-            <w:r>
+                <w:noProof/>
+              </w:rPr>
+              <w:t>5</w:t>
+            </w:r>
+            <w:r>
+              <w:rPr>
+                <w:noProof/>
+              </w:rPr>
               <w:fldChar w:fldCharType="end"/>
             </w:r>
           </w:hyperlink>
@@ -899,37 +954,62 @@
             <w:r>
               <w:rPr>
                 <w:rStyle w:val="Hipervnculo"/>
+                <w:noProof/>
               </w:rPr>
               <w:t>1.2</w:t>
             </w:r>
             <w:r>
+              <w:rPr>
+                <w:noProof/>
+              </w:rPr>
               <w:tab/>
             </w:r>
             <w:r>
               <w:rPr>
                 <w:rStyle w:val="Hipervnculo"/>
+                <w:noProof/>
               </w:rPr>
               <w:t>Glosario</w:t>
             </w:r>
             <w:r>
+              <w:rPr>
+                <w:noProof/>
+              </w:rPr>
               <w:tab/>
             </w:r>
             <w:r>
+              <w:rPr>
+                <w:noProof/>
+              </w:rPr>
               <w:fldChar w:fldCharType="begin"/>
             </w:r>
             <w:r>
+              <w:rPr>
+                <w:noProof/>
+              </w:rPr>
               <w:instrText>PAGEREF _Toc1957246448 \h</w:instrText>
             </w:r>
             <w:r>
+              <w:rPr>
+                <w:noProof/>
+              </w:rPr>
+            </w:r>
+            <w:r>
+              <w:rPr>
+                <w:noProof/>
+              </w:rPr>
               <w:fldChar w:fldCharType="separate"/>
             </w:r>
             <w:r>
               <w:rPr>
-                <w:rStyle w:val="Hipervnculo"/>
-              </w:rPr>
-              <w:t>2</w:t>
-            </w:r>
-            <w:r>
+                <w:noProof/>
+              </w:rPr>
+              <w:t>5</w:t>
+            </w:r>
+            <w:r>
+              <w:rPr>
+                <w:noProof/>
+              </w:rPr>
               <w:fldChar w:fldCharType="end"/>
             </w:r>
           </w:hyperlink>
@@ -951,37 +1031,62 @@
             <w:r>
               <w:rPr>
                 <w:rStyle w:val="Hipervnculo"/>
+                <w:noProof/>
               </w:rPr>
               <w:t>1.3</w:t>
             </w:r>
             <w:r>
+              <w:rPr>
+                <w:noProof/>
+              </w:rPr>
               <w:tab/>
             </w:r>
             <w:r>
               <w:rPr>
                 <w:rStyle w:val="Hipervnculo"/>
+                <w:noProof/>
               </w:rPr>
               <w:t>Restricciones y metas de arquitectura</w:t>
             </w:r>
             <w:r>
+              <w:rPr>
+                <w:noProof/>
+              </w:rPr>
               <w:tab/>
             </w:r>
             <w:r>
+              <w:rPr>
+                <w:noProof/>
+              </w:rPr>
               <w:fldChar w:fldCharType="begin"/>
             </w:r>
             <w:r>
+              <w:rPr>
+                <w:noProof/>
+              </w:rPr>
               <w:instrText>PAGEREF _Toc1487967306 \h</w:instrText>
             </w:r>
             <w:r>
+              <w:rPr>
+                <w:noProof/>
+              </w:rPr>
+            </w:r>
+            <w:r>
+              <w:rPr>
+                <w:noProof/>
+              </w:rPr>
               <w:fldChar w:fldCharType="separate"/>
             </w:r>
             <w:r>
               <w:rPr>
-                <w:rStyle w:val="Hipervnculo"/>
-              </w:rPr>
-              <w:t>3</w:t>
-            </w:r>
-            <w:r>
+                <w:noProof/>
+              </w:rPr>
+              <w:t>5</w:t>
+            </w:r>
+            <w:r>
+              <w:rPr>
+                <w:noProof/>
+              </w:rPr>
               <w:fldChar w:fldCharType="end"/>
             </w:r>
           </w:hyperlink>
@@ -1003,37 +1108,62 @@
             <w:r>
               <w:rPr>
                 <w:rStyle w:val="Hipervnculo"/>
+                <w:noProof/>
               </w:rPr>
               <w:t>1.4</w:t>
             </w:r>
             <w:r>
+              <w:rPr>
+                <w:noProof/>
+              </w:rPr>
               <w:tab/>
             </w:r>
             <w:r>
               <w:rPr>
                 <w:rStyle w:val="Hipervnculo"/>
+                <w:noProof/>
               </w:rPr>
               <w:t>Diagrama de Proceso</w:t>
             </w:r>
             <w:r>
+              <w:rPr>
+                <w:noProof/>
+              </w:rPr>
               <w:tab/>
             </w:r>
             <w:r>
+              <w:rPr>
+                <w:noProof/>
+              </w:rPr>
               <w:fldChar w:fldCharType="begin"/>
             </w:r>
             <w:r>
+              <w:rPr>
+                <w:noProof/>
+              </w:rPr>
               <w:instrText>PAGEREF _Toc1639389808 \h</w:instrText>
             </w:r>
             <w:r>
+              <w:rPr>
+                <w:noProof/>
+              </w:rPr>
+            </w:r>
+            <w:r>
+              <w:rPr>
+                <w:noProof/>
+              </w:rPr>
               <w:fldChar w:fldCharType="separate"/>
             </w:r>
             <w:r>
               <w:rPr>
-                <w:rStyle w:val="Hipervnculo"/>
-              </w:rPr>
-              <w:t>3</w:t>
-            </w:r>
-            <w:r>
+                <w:noProof/>
+              </w:rPr>
+              <w:t>6</w:t>
+            </w:r>
+            <w:r>
+              <w:rPr>
+                <w:noProof/>
+              </w:rPr>
               <w:fldChar w:fldCharType="end"/>
             </w:r>
           </w:hyperlink>
@@ -1055,37 +1185,62 @@
             <w:r>
               <w:rPr>
                 <w:rStyle w:val="Hipervnculo"/>
+                <w:noProof/>
               </w:rPr>
               <w:t>1.5</w:t>
             </w:r>
             <w:r>
+              <w:rPr>
+                <w:noProof/>
+              </w:rPr>
               <w:tab/>
             </w:r>
             <w:r>
               <w:rPr>
                 <w:rStyle w:val="Hipervnculo"/>
+                <w:noProof/>
               </w:rPr>
               <w:t>Requerimientos del sistema</w:t>
             </w:r>
             <w:r>
+              <w:rPr>
+                <w:noProof/>
+              </w:rPr>
               <w:tab/>
             </w:r>
             <w:r>
+              <w:rPr>
+                <w:noProof/>
+              </w:rPr>
               <w:fldChar w:fldCharType="begin"/>
             </w:r>
             <w:r>
+              <w:rPr>
+                <w:noProof/>
+              </w:rPr>
               <w:instrText>PAGEREF _Toc176077943 \h</w:instrText>
             </w:r>
             <w:r>
+              <w:rPr>
+                <w:noProof/>
+              </w:rPr>
+            </w:r>
+            <w:r>
+              <w:rPr>
+                <w:noProof/>
+              </w:rPr>
               <w:fldChar w:fldCharType="separate"/>
             </w:r>
             <w:r>
               <w:rPr>
-                <w:rStyle w:val="Hipervnculo"/>
-              </w:rPr>
-              <w:t>3</w:t>
-            </w:r>
-            <w:r>
+                <w:noProof/>
+              </w:rPr>
+              <w:t>7</w:t>
+            </w:r>
+            <w:r>
+              <w:rPr>
+                <w:noProof/>
+              </w:rPr>
               <w:fldChar w:fldCharType="end"/>
             </w:r>
           </w:hyperlink>
@@ -1107,37 +1262,62 @@
             <w:r>
               <w:rPr>
                 <w:rStyle w:val="Hipervnculo"/>
+                <w:noProof/>
               </w:rPr>
               <w:t>1.5.1</w:t>
             </w:r>
             <w:r>
+              <w:rPr>
+                <w:noProof/>
+              </w:rPr>
               <w:tab/>
             </w:r>
             <w:r>
               <w:rPr>
                 <w:rStyle w:val="Hipervnculo"/>
+                <w:noProof/>
               </w:rPr>
               <w:t>Vista de Casos de uso de la aplicación</w:t>
             </w:r>
             <w:r>
+              <w:rPr>
+                <w:noProof/>
+              </w:rPr>
               <w:tab/>
             </w:r>
             <w:r>
+              <w:rPr>
+                <w:noProof/>
+              </w:rPr>
               <w:fldChar w:fldCharType="begin"/>
             </w:r>
             <w:r>
+              <w:rPr>
+                <w:noProof/>
+              </w:rPr>
               <w:instrText>PAGEREF _Toc2090421044 \h</w:instrText>
             </w:r>
             <w:r>
+              <w:rPr>
+                <w:noProof/>
+              </w:rPr>
+            </w:r>
+            <w:r>
+              <w:rPr>
+                <w:noProof/>
+              </w:rPr>
               <w:fldChar w:fldCharType="separate"/>
             </w:r>
             <w:r>
               <w:rPr>
-                <w:rStyle w:val="Hipervnculo"/>
-              </w:rPr>
-              <w:t>3</w:t>
-            </w:r>
-            <w:r>
+                <w:noProof/>
+              </w:rPr>
+              <w:t>8</w:t>
+            </w:r>
+            <w:r>
+              <w:rPr>
+                <w:noProof/>
+              </w:rPr>
               <w:fldChar w:fldCharType="end"/>
             </w:r>
           </w:hyperlink>
@@ -1160,37 +1340,62 @@
             <w:r>
               <w:rPr>
                 <w:rStyle w:val="Hipervnculo"/>
+                <w:noProof/>
               </w:rPr>
               <w:t>2.</w:t>
             </w:r>
             <w:r>
+              <w:rPr>
+                <w:noProof/>
+              </w:rPr>
               <w:tab/>
             </w:r>
             <w:r>
               <w:rPr>
                 <w:rStyle w:val="Hipervnculo"/>
+                <w:noProof/>
               </w:rPr>
               <w:t>Tecnología</w:t>
             </w:r>
             <w:r>
+              <w:rPr>
+                <w:noProof/>
+              </w:rPr>
               <w:tab/>
             </w:r>
             <w:r>
+              <w:rPr>
+                <w:noProof/>
+              </w:rPr>
               <w:fldChar w:fldCharType="begin"/>
             </w:r>
             <w:r>
+              <w:rPr>
+                <w:noProof/>
+              </w:rPr>
               <w:instrText>PAGEREF _Toc1505972749 \h</w:instrText>
             </w:r>
             <w:r>
+              <w:rPr>
+                <w:noProof/>
+              </w:rPr>
+            </w:r>
+            <w:r>
+              <w:rPr>
+                <w:noProof/>
+              </w:rPr>
               <w:fldChar w:fldCharType="separate"/>
             </w:r>
             <w:r>
               <w:rPr>
-                <w:rStyle w:val="Hipervnculo"/>
-              </w:rPr>
-              <w:t>4</w:t>
-            </w:r>
-            <w:r>
+                <w:noProof/>
+              </w:rPr>
+              <w:t>9</w:t>
+            </w:r>
+            <w:r>
+              <w:rPr>
+                <w:noProof/>
+              </w:rPr>
               <w:fldChar w:fldCharType="end"/>
             </w:r>
           </w:hyperlink>
@@ -1212,37 +1417,62 @@
             <w:r>
               <w:rPr>
                 <w:rStyle w:val="Hipervnculo"/>
+                <w:noProof/>
               </w:rPr>
               <w:t>2.1</w:t>
             </w:r>
             <w:r>
+              <w:rPr>
+                <w:noProof/>
+              </w:rPr>
               <w:tab/>
             </w:r>
             <w:r>
               <w:rPr>
                 <w:rStyle w:val="Hipervnculo"/>
+                <w:noProof/>
               </w:rPr>
               <w:t>Desarrollo</w:t>
             </w:r>
             <w:r>
+              <w:rPr>
+                <w:noProof/>
+              </w:rPr>
               <w:tab/>
             </w:r>
             <w:r>
+              <w:rPr>
+                <w:noProof/>
+              </w:rPr>
               <w:fldChar w:fldCharType="begin"/>
             </w:r>
             <w:r>
+              <w:rPr>
+                <w:noProof/>
+              </w:rPr>
               <w:instrText>PAGEREF _Toc1663559659 \h</w:instrText>
             </w:r>
             <w:r>
+              <w:rPr>
+                <w:noProof/>
+              </w:rPr>
+            </w:r>
+            <w:r>
+              <w:rPr>
+                <w:noProof/>
+              </w:rPr>
               <w:fldChar w:fldCharType="separate"/>
             </w:r>
             <w:r>
               <w:rPr>
-                <w:rStyle w:val="Hipervnculo"/>
-              </w:rPr>
-              <w:t>4</w:t>
-            </w:r>
-            <w:r>
+                <w:noProof/>
+              </w:rPr>
+              <w:t>9</w:t>
+            </w:r>
+            <w:r>
+              <w:rPr>
+                <w:noProof/>
+              </w:rPr>
               <w:fldChar w:fldCharType="end"/>
             </w:r>
           </w:hyperlink>
@@ -1264,37 +1494,62 @@
             <w:r>
               <w:rPr>
                 <w:rStyle w:val="Hipervnculo"/>
+                <w:noProof/>
               </w:rPr>
               <w:t>2.2</w:t>
             </w:r>
             <w:r>
+              <w:rPr>
+                <w:noProof/>
+              </w:rPr>
               <w:tab/>
             </w:r>
             <w:r>
               <w:rPr>
                 <w:rStyle w:val="Hipervnculo"/>
+                <w:noProof/>
               </w:rPr>
               <w:t>Modelo Entidad Relación</w:t>
             </w:r>
             <w:r>
+              <w:rPr>
+                <w:noProof/>
+              </w:rPr>
               <w:tab/>
             </w:r>
             <w:r>
+              <w:rPr>
+                <w:noProof/>
+              </w:rPr>
               <w:fldChar w:fldCharType="begin"/>
             </w:r>
             <w:r>
+              <w:rPr>
+                <w:noProof/>
+              </w:rPr>
               <w:instrText>PAGEREF _Toc2114774061 \h</w:instrText>
             </w:r>
             <w:r>
+              <w:rPr>
+                <w:noProof/>
+              </w:rPr>
+            </w:r>
+            <w:r>
+              <w:rPr>
+                <w:noProof/>
+              </w:rPr>
               <w:fldChar w:fldCharType="separate"/>
             </w:r>
             <w:r>
               <w:rPr>
-                <w:rStyle w:val="Hipervnculo"/>
-              </w:rPr>
-              <w:t>4</w:t>
-            </w:r>
-            <w:r>
+                <w:noProof/>
+              </w:rPr>
+              <w:t>9</w:t>
+            </w:r>
+            <w:r>
+              <w:rPr>
+                <w:noProof/>
+              </w:rPr>
               <w:fldChar w:fldCharType="end"/>
             </w:r>
           </w:hyperlink>
@@ -1440,19 +1695,11 @@
           <w:lang w:val="es-HN"/>
         </w:rPr>
       </w:pPr>
-      <w:proofErr w:type="spellStart"/>
-      <w:r>
-        <w:rPr>
-          <w:lang w:val="es-HN"/>
-        </w:rPr>
-        <w:t>Sigesti</w:t>
-      </w:r>
-      <w:proofErr w:type="spellEnd"/>
-      <w:r>
-        <w:rPr>
-          <w:lang w:val="es-HN"/>
-        </w:rPr>
-        <w:t xml:space="preserve"> consiste en ser una plataforma para </w:t>
+      <w:r>
+        <w:rPr>
+          <w:lang w:val="es-HN"/>
+        </w:rPr>
+        <w:t xml:space="preserve">Sigesti consiste en ser una plataforma para </w:t>
       </w:r>
       <w:r>
         <w:rPr>
@@ -1464,108 +1711,86 @@
         <w:rPr>
           <w:lang w:val="es-HN"/>
         </w:rPr>
+        <w:t xml:space="preserve"> ticke</w:t>
+      </w:r>
+      <w:r>
+        <w:rPr>
+          <w:lang w:val="es-HN"/>
+        </w:rPr>
+        <w:t xml:space="preserve">ts de validación y </w:t>
+      </w:r>
+      <w:r>
+        <w:rPr>
+          <w:lang w:val="es-HN"/>
+        </w:rPr>
+        <w:t>certificación</w:t>
+      </w:r>
+      <w:r>
+        <w:rPr>
+          <w:lang w:val="es-HN"/>
+        </w:rPr>
+        <w:t xml:space="preserve"> de QA, controlar e</w:t>
+      </w:r>
+      <w:r>
+        <w:rPr>
+          <w:lang w:val="es-HN"/>
+        </w:rPr>
+        <w:t>l</w:t>
+      </w:r>
+      <w:r>
+        <w:rPr>
+          <w:lang w:val="es-HN"/>
+        </w:rPr>
+        <w:t xml:space="preserve"> flujo de estado y tener un histo</w:t>
+      </w:r>
+      <w:r>
+        <w:rPr>
+          <w:lang w:val="es-HN"/>
+        </w:rPr>
+        <w:t xml:space="preserve">rial de cambios de estado, para </w:t>
+      </w:r>
+      <w:r>
+        <w:rPr>
+          <w:lang w:val="es-HN"/>
+        </w:rPr>
+        <w:t>así</w:t>
+      </w:r>
+      <w:r>
+        <w:rPr>
+          <w:lang w:val="es-HN"/>
+        </w:rPr>
+        <w:t xml:space="preserve"> tener una </w:t>
+      </w:r>
+      <w:r>
+        <w:rPr>
+          <w:lang w:val="es-HN"/>
+        </w:rPr>
+        <w:t>base</w:t>
+      </w:r>
+      <w:r>
+        <w:rPr>
+          <w:lang w:val="es-HN"/>
+        </w:rPr>
+        <w:t xml:space="preserve"> de </w:t>
+      </w:r>
+      <w:r>
+        <w:rPr>
+          <w:lang w:val="es-HN"/>
+        </w:rPr>
+        <w:t>gestión</w:t>
+      </w:r>
+      <w:r>
+        <w:rPr>
+          <w:lang w:val="es-HN"/>
+        </w:rPr>
         <w:t xml:space="preserve"> </w:t>
       </w:r>
-      <w:proofErr w:type="gramStart"/>
-      <w:r>
-        <w:rPr>
-          <w:lang w:val="es-HN"/>
-        </w:rPr>
-        <w:t>ticke</w:t>
-      </w:r>
-      <w:r>
-        <w:rPr>
-          <w:lang w:val="es-HN"/>
-        </w:rPr>
-        <w:t>ts</w:t>
-      </w:r>
-      <w:proofErr w:type="gramEnd"/>
-      <w:r>
-        <w:rPr>
-          <w:lang w:val="es-HN"/>
-        </w:rPr>
-        <w:t xml:space="preserve"> de validación y </w:t>
-      </w:r>
-      <w:r>
-        <w:rPr>
-          <w:lang w:val="es-HN"/>
-        </w:rPr>
-        <w:t>certificación</w:t>
-      </w:r>
-      <w:r>
-        <w:rPr>
-          <w:lang w:val="es-HN"/>
-        </w:rPr>
-        <w:t xml:space="preserve"> de QA, controlar e</w:t>
-      </w:r>
-      <w:r>
-        <w:rPr>
-          <w:lang w:val="es-HN"/>
-        </w:rPr>
-        <w:t>l</w:t>
-      </w:r>
-      <w:r>
-        <w:rPr>
-          <w:lang w:val="es-HN"/>
-        </w:rPr>
-        <w:t xml:space="preserve"> flujo de estado y tener un histo</w:t>
-      </w:r>
-      <w:r>
-        <w:rPr>
-          <w:lang w:val="es-HN"/>
-        </w:rPr>
-        <w:t xml:space="preserve">rial de cambios de estado, para </w:t>
-      </w:r>
-      <w:r>
-        <w:rPr>
-          <w:lang w:val="es-HN"/>
-        </w:rPr>
-        <w:t>así</w:t>
-      </w:r>
-      <w:r>
-        <w:rPr>
-          <w:lang w:val="es-HN"/>
-        </w:rPr>
-        <w:t xml:space="preserve"> tener una </w:t>
-      </w:r>
-      <w:r>
-        <w:rPr>
-          <w:lang w:val="es-HN"/>
-        </w:rPr>
-        <w:t>base</w:t>
-      </w:r>
-      <w:r>
-        <w:rPr>
-          <w:lang w:val="es-HN"/>
-        </w:rPr>
-        <w:t xml:space="preserve"> de </w:t>
-      </w:r>
-      <w:r>
-        <w:rPr>
-          <w:lang w:val="es-HN"/>
-        </w:rPr>
-        <w:t>gestión</w:t>
-      </w:r>
-      <w:r>
-        <w:rPr>
-          <w:lang w:val="es-HN"/>
-        </w:rPr>
-        <w:t xml:space="preserve"> </w:t>
-      </w:r>
-      <w:r>
-        <w:rPr>
-          <w:lang w:val="es-HN"/>
-        </w:rPr>
-        <w:t xml:space="preserve">en evidencia y responsables por </w:t>
-      </w:r>
-      <w:proofErr w:type="gramStart"/>
-      <w:r>
-        <w:rPr>
-          <w:lang w:val="es-HN"/>
-        </w:rPr>
-        <w:t>tickets</w:t>
-      </w:r>
-      <w:proofErr w:type="gramEnd"/>
+      <w:r>
+        <w:rPr>
+          <w:lang w:val="es-HN"/>
+        </w:rPr>
+        <w:t>en evidencia y responsables por tickets</w:t>
+      </w:r>
     </w:p>
     <w:p>
       <w:pPr>
@@ -1676,7 +1901,6 @@
               </w:rPr>
             </w:pPr>
             <w:bookmarkStart w:id="10" w:name="_Int_8fpHJDyf"/>
-            <w:proofErr w:type="gramStart"/>
             <w:r>
               <w:rPr>
                 <w:color w:val="auto"/>
@@ -1685,7 +1909,6 @@
               <w:t>tickets</w:t>
             </w:r>
             <w:bookmarkEnd w:id="10"/>
-            <w:proofErr w:type="gramEnd"/>
           </w:p>
         </w:tc>
         <w:tc>
@@ -1870,29 +2093,13 @@
       <w:pPr>
         <w:jc w:val="both"/>
         <w:rPr>
-          <w:color w:val="auto"/>
-          <w:lang w:val="es-HN"/>
-        </w:rPr>
-      </w:pPr>
-      <w:bookmarkStart w:id="13" w:name="_Toc317095513"/>
-      <w:r>
-        <w:rPr>
-          <w:color w:val="auto"/>
-          <w:lang w:val="es-HN"/>
-        </w:rPr>
-        <w:t>Te dejo un contenido listo para pegar y adaptar en tu documento, alineado a lo que sí tiene implementado su sistema.</w:t>
-      </w:r>
-    </w:p>
-    <w:p>
-      <w:pPr>
-        <w:jc w:val="both"/>
-        <w:rPr>
           <w:b/>
           <w:bCs/>
           <w:color w:val="auto"/>
           <w:lang w:val="es-HN"/>
         </w:rPr>
       </w:pPr>
+      <w:bookmarkStart w:id="13" w:name="_Toc317095513"/>
       <w:r>
         <w:rPr>
           <w:b/>
@@ -1920,39 +2127,7 @@
           <w:color w:val="auto"/>
           <w:lang w:val="es-HN"/>
         </w:rPr>
-        <w:t xml:space="preserve">Arquitectura cliente-servidor separada en </w:t>
-      </w:r>
-      <w:proofErr w:type="spellStart"/>
-      <w:r>
-        <w:rPr>
-          <w:color w:val="auto"/>
-          <w:lang w:val="es-HN"/>
-        </w:rPr>
-        <w:t>frontend</w:t>
-      </w:r>
-      <w:proofErr w:type="spellEnd"/>
-      <w:r>
-        <w:rPr>
-          <w:color w:val="auto"/>
-          <w:lang w:val="es-HN"/>
-        </w:rPr>
-        <w:t xml:space="preserve"> y </w:t>
-      </w:r>
-      <w:proofErr w:type="spellStart"/>
-      <w:r>
-        <w:rPr>
-          <w:color w:val="auto"/>
-          <w:lang w:val="es-HN"/>
-        </w:rPr>
-        <w:t>backend</w:t>
-      </w:r>
-      <w:proofErr w:type="spellEnd"/>
-      <w:r>
-        <w:rPr>
-          <w:color w:val="auto"/>
-          <w:lang w:val="es-HN"/>
-        </w:rPr>
-        <w:t>.</w:t>
+        <w:t>Arquitectura cliente-servidor separada en frontend y backend.</w:t>
       </w:r>
     </w:p>
     <w:p>
@@ -1979,17 +2154,8 @@
           <w:color w:val="auto"/>
           <w:lang w:val="es-HN"/>
         </w:rPr>
-        <w:t xml:space="preserve"> en el </w:t>
-      </w:r>
-      <w:proofErr w:type="spellStart"/>
-      <w:r>
-        <w:rPr>
-          <w:color w:val="auto"/>
-          <w:lang w:val="es-HN"/>
-        </w:rPr>
-        <w:t>backend</w:t>
-      </w:r>
-      <w:proofErr w:type="spellEnd"/>
+        <w:t xml:space="preserve"> en el backend</w:t>
+      </w:r>
     </w:p>
     <w:p>
       <w:pPr>
@@ -2008,23 +2174,7 @@
           <w:color w:val="auto"/>
           <w:lang w:val="es-HN"/>
         </w:rPr>
-        <w:t xml:space="preserve">Autenticación basada en token JWT para proteger </w:t>
-      </w:r>
-      <w:proofErr w:type="spellStart"/>
-      <w:r>
-        <w:rPr>
-          <w:color w:val="auto"/>
-          <w:lang w:val="es-HN"/>
-        </w:rPr>
-        <w:t>endpoints</w:t>
-      </w:r>
-      <w:proofErr w:type="spellEnd"/>
-      <w:r>
-        <w:rPr>
-          <w:color w:val="auto"/>
-          <w:lang w:val="es-HN"/>
-        </w:rPr>
-        <w:t xml:space="preserve"> privados.</w:t>
+        <w:t>Autenticación basada en token JWT para proteger endpoints privados.</w:t>
       </w:r>
     </w:p>
     <w:p>
@@ -2064,23 +2214,7 @@
           <w:color w:val="auto"/>
           <w:lang w:val="es-HN"/>
         </w:rPr>
-        <w:t>Contraseñas almacenadas con hash seguro (</w:t>
-      </w:r>
-      <w:proofErr w:type="spellStart"/>
-      <w:r>
-        <w:rPr>
-          <w:color w:val="auto"/>
-          <w:lang w:val="es-HN"/>
-        </w:rPr>
-        <w:t>bcrypt</w:t>
-      </w:r>
-      <w:proofErr w:type="spellEnd"/>
-      <w:r>
-        <w:rPr>
-          <w:color w:val="auto"/>
-          <w:lang w:val="es-HN"/>
-        </w:rPr>
-        <w:t>), no en texto plano.</w:t>
+        <w:t>Contraseñas almacenadas con hash seguro (bcrypt), no en texto plano.</w:t>
       </w:r>
     </w:p>
     <w:p>
@@ -2120,24 +2254,7 @@
           <w:color w:val="auto"/>
           <w:lang w:val="es-HN"/>
         </w:rPr>
-        <w:lastRenderedPageBreak/>
-        <w:t xml:space="preserve">Carga y gestión de archivos asociada a </w:t>
-      </w:r>
-      <w:proofErr w:type="gramStart"/>
-      <w:r>
-        <w:rPr>
-          <w:color w:val="auto"/>
-          <w:lang w:val="es-HN"/>
-        </w:rPr>
-        <w:t>tickets</w:t>
-      </w:r>
-      <w:proofErr w:type="gramEnd"/>
-      <w:r>
-        <w:rPr>
-          <w:color w:val="auto"/>
-          <w:lang w:val="es-HN"/>
-        </w:rPr>
-        <w:t xml:space="preserve"> y colecciones.</w:t>
+        <w:t>Carga y gestión de archivos asociada a tickets y colecciones.</w:t>
       </w:r>
     </w:p>
     <w:p>
@@ -2171,23 +2288,7 @@
           <w:color w:val="auto"/>
           <w:lang w:val="es-HN"/>
         </w:rPr>
-        <w:t xml:space="preserve"> gestionadas por </w:t>
-      </w:r>
-      <w:proofErr w:type="spellStart"/>
-      <w:r>
-        <w:rPr>
-          <w:color w:val="auto"/>
-          <w:lang w:val="es-HN"/>
-        </w:rPr>
-        <w:t>dotenv</w:t>
-      </w:r>
-      <w:proofErr w:type="spellEnd"/>
-      <w:r>
-        <w:rPr>
-          <w:color w:val="auto"/>
-          <w:lang w:val="es-HN"/>
-        </w:rPr>
-        <w:t>.</w:t>
+        <w:t xml:space="preserve"> gestionadas por dotenv.</w:t>
       </w:r>
     </w:p>
     <w:p>
@@ -2207,23 +2308,8 @@
           <w:color w:val="auto"/>
           <w:lang w:val="es-HN"/>
         </w:rPr>
-        <w:t xml:space="preserve">Flujo de estados del </w:t>
-      </w:r>
-      <w:proofErr w:type="gramStart"/>
-      <w:r>
-        <w:rPr>
-          <w:color w:val="auto"/>
-          <w:lang w:val="es-HN"/>
-        </w:rPr>
-        <w:t>ticket</w:t>
-      </w:r>
-      <w:proofErr w:type="gramEnd"/>
-      <w:r>
-        <w:rPr>
-          <w:color w:val="auto"/>
-          <w:lang w:val="es-HN"/>
-        </w:rPr>
-        <w:t xml:space="preserve"> controlado para mantener trazabilidad del proceso.</w:t>
+        <w:lastRenderedPageBreak/>
+        <w:t>Flujo de estados del ticket controlado para mantener trazabilidad del proceso.</w:t>
       </w:r>
     </w:p>
     <w:p>
@@ -2312,23 +2398,7 @@
           <w:color w:val="auto"/>
           <w:lang w:val="es-HN"/>
         </w:rPr>
-        <w:t xml:space="preserve">Permitir trazabilidad completa del ciclo de vida de cada </w:t>
-      </w:r>
-      <w:proofErr w:type="gramStart"/>
-      <w:r>
-        <w:rPr>
-          <w:color w:val="auto"/>
-          <w:lang w:val="es-HN"/>
-        </w:rPr>
-        <w:t>ticket</w:t>
-      </w:r>
-      <w:proofErr w:type="gramEnd"/>
-      <w:r>
-        <w:rPr>
-          <w:color w:val="auto"/>
-          <w:lang w:val="es-HN"/>
-        </w:rPr>
-        <w:t>.</w:t>
+        <w:t>Permitir trazabilidad completa del ciclo de vida de cada ticket.</w:t>
       </w:r>
     </w:p>
     <w:p>
@@ -2449,6 +2519,7 @@
           <w:color w:val="C00000"/>
           <w:lang w:val="es-HN"/>
         </w:rPr>
+        <w:lastRenderedPageBreak/>
         <w:t>Requerimientos del sistema</w:t>
       </w:r>
       <w:bookmarkEnd w:id="15"/>
@@ -2509,23 +2580,7 @@
           <w:color w:val="auto"/>
           <w:lang w:val="es-HN"/>
         </w:rPr>
-        <w:t xml:space="preserve">El sistema debe permitir crear, listar, editar y consultar </w:t>
-      </w:r>
-      <w:proofErr w:type="gramStart"/>
-      <w:r>
-        <w:rPr>
-          <w:color w:val="auto"/>
-          <w:lang w:val="es-HN"/>
-        </w:rPr>
-        <w:t>tickets</w:t>
-      </w:r>
-      <w:proofErr w:type="gramEnd"/>
-      <w:r>
-        <w:rPr>
-          <w:color w:val="auto"/>
-          <w:lang w:val="es-HN"/>
-        </w:rPr>
-        <w:t>.</w:t>
+        <w:t>El sistema debe permitir crear, listar, editar y consultar tickets.</w:t>
       </w:r>
     </w:p>
     <w:p>
@@ -2544,23 +2599,7 @@
           <w:color w:val="auto"/>
           <w:lang w:val="es-HN"/>
         </w:rPr>
-        <w:t xml:space="preserve">El sistema debe permitir asignar o reasignar </w:t>
-      </w:r>
-      <w:proofErr w:type="gramStart"/>
-      <w:r>
-        <w:rPr>
-          <w:color w:val="auto"/>
-          <w:lang w:val="es-HN"/>
-        </w:rPr>
-        <w:t>tickets</w:t>
-      </w:r>
-      <w:proofErr w:type="gramEnd"/>
-      <w:r>
-        <w:rPr>
-          <w:color w:val="auto"/>
-          <w:lang w:val="es-HN"/>
-        </w:rPr>
-        <w:t xml:space="preserve"> a QA y desarrollador.</w:t>
+        <w:t>El sistema debe permitir asignar o reasignar tickets a QA y desarrollador.</w:t>
       </w:r>
     </w:p>
     <w:p>
@@ -2579,23 +2618,7 @@
           <w:color w:val="auto"/>
           <w:lang w:val="es-HN"/>
         </w:rPr>
-        <w:t xml:space="preserve">El sistema debe permitir cambiar estado del </w:t>
-      </w:r>
-      <w:proofErr w:type="gramStart"/>
-      <w:r>
-        <w:rPr>
-          <w:color w:val="auto"/>
-          <w:lang w:val="es-HN"/>
-        </w:rPr>
-        <w:t>ticket</w:t>
-      </w:r>
-      <w:proofErr w:type="gramEnd"/>
-      <w:r>
-        <w:rPr>
-          <w:color w:val="auto"/>
-          <w:lang w:val="es-HN"/>
-        </w:rPr>
-        <w:t xml:space="preserve"> según flujo definido.</w:t>
+        <w:t>El sistema debe permitir cambiar estado del ticket según flujo definido.</w:t>
       </w:r>
     </w:p>
     <w:p>
@@ -2614,23 +2637,7 @@
           <w:color w:val="auto"/>
           <w:lang w:val="es-HN"/>
         </w:rPr>
-        <w:t xml:space="preserve">El sistema debe permitir cancelar y posponer </w:t>
-      </w:r>
-      <w:proofErr w:type="gramStart"/>
-      <w:r>
-        <w:rPr>
-          <w:color w:val="auto"/>
-          <w:lang w:val="es-HN"/>
-        </w:rPr>
-        <w:t>tickets</w:t>
-      </w:r>
-      <w:proofErr w:type="gramEnd"/>
-      <w:r>
-        <w:rPr>
-          <w:color w:val="auto"/>
-          <w:lang w:val="es-HN"/>
-        </w:rPr>
-        <w:t xml:space="preserve"> con justificación.</w:t>
+        <w:t>El sistema debe permitir cancelar y posponer tickets con justificación.</w:t>
       </w:r>
     </w:p>
     <w:p>
@@ -2649,23 +2656,7 @@
           <w:color w:val="auto"/>
           <w:lang w:val="es-HN"/>
         </w:rPr>
-        <w:t xml:space="preserve">El sistema debe registrar historial de cambios por </w:t>
-      </w:r>
-      <w:proofErr w:type="gramStart"/>
-      <w:r>
-        <w:rPr>
-          <w:color w:val="auto"/>
-          <w:lang w:val="es-HN"/>
-        </w:rPr>
-        <w:t>ticket</w:t>
-      </w:r>
-      <w:proofErr w:type="gramEnd"/>
-      <w:r>
-        <w:rPr>
-          <w:color w:val="auto"/>
-          <w:lang w:val="es-HN"/>
-        </w:rPr>
-        <w:t>.</w:t>
+        <w:t>El sistema debe registrar historial de cambios por ticket.</w:t>
       </w:r>
     </w:p>
     <w:p>
@@ -2684,23 +2675,7 @@
           <w:color w:val="auto"/>
           <w:lang w:val="es-HN"/>
         </w:rPr>
-        <w:t xml:space="preserve">El sistema debe permitir crear, editar y eliminar colecciones por </w:t>
-      </w:r>
-      <w:proofErr w:type="gramStart"/>
-      <w:r>
-        <w:rPr>
-          <w:color w:val="auto"/>
-          <w:lang w:val="es-HN"/>
-        </w:rPr>
-        <w:t>ticket</w:t>
-      </w:r>
-      <w:proofErr w:type="gramEnd"/>
-      <w:r>
-        <w:rPr>
-          <w:color w:val="auto"/>
-          <w:lang w:val="es-HN"/>
-        </w:rPr>
-        <w:t>.</w:t>
+        <w:t>El sistema debe permitir crear, editar y eliminar colecciones por ticket.</w:t>
       </w:r>
     </w:p>
     <w:p>
@@ -2924,7 +2899,6 @@
           <w:color w:val="C00000"/>
           <w:lang w:val="es-HN"/>
         </w:rPr>
-        <w:lastRenderedPageBreak/>
         <w:t>Vista de Casos de uso</w:t>
       </w:r>
       <w:bookmarkEnd w:id="18"/>
@@ -2999,6 +2973,7 @@
                 <w:color w:val="FFFFFF" w:themeColor="background1"/>
                 <w:lang w:val="es-HN"/>
               </w:rPr>
+              <w:lastRenderedPageBreak/>
               <w:t>Nombre del caso de uso</w:t>
             </w:r>
           </w:p>
@@ -3380,17 +3355,8 @@
                 <w:color w:val="auto"/>
                 <w:lang w:val="es-HN"/>
               </w:rPr>
-              <w:t xml:space="preserve">Crear </w:t>
-            </w:r>
-            <w:proofErr w:type="spellStart"/>
-            <w:r>
-              <w:rPr>
-                <w:color w:val="auto"/>
-                <w:lang w:val="es-HN"/>
-              </w:rPr>
-              <w:t>tickect</w:t>
-            </w:r>
-            <w:proofErr w:type="spellEnd"/>
+              <w:t>Crear tickect</w:t>
+            </w:r>
           </w:p>
         </w:tc>
         <w:tc>
@@ -3411,23 +3377,7 @@
                 <w:color w:val="000000" w:themeColor="text1"/>
                 <w:lang w:val="es-HN"/>
               </w:rPr>
-              <w:t xml:space="preserve">Permite registrar un nuevo </w:t>
-            </w:r>
-            <w:proofErr w:type="gramStart"/>
-            <w:r>
-              <w:rPr>
-                <w:color w:val="000000" w:themeColor="text1"/>
-                <w:lang w:val="es-HN"/>
-              </w:rPr>
-              <w:t>ticket</w:t>
-            </w:r>
-            <w:proofErr w:type="gramEnd"/>
-            <w:r>
-              <w:rPr>
-                <w:color w:val="000000" w:themeColor="text1"/>
-                <w:lang w:val="es-HN"/>
-              </w:rPr>
-              <w:t xml:space="preserve"> para reportar un problema, tarea o solicitud dentro del sistema.</w:t>
+              <w:t>Permite registrar un nuevo ticket para reportar un problema, tarea o solicitud dentro del sistema.</w:t>
             </w:r>
           </w:p>
         </w:tc>
@@ -3452,7 +3402,6 @@
               <w:t xml:space="preserve">Entrar en </w:t>
             </w:r>
             <w:bookmarkStart w:id="20" w:name="_Int_b13IgCss"/>
-            <w:proofErr w:type="gramStart"/>
             <w:r>
               <w:rPr>
                 <w:color w:val="auto"/>
@@ -3461,7 +3410,6 @@
               <w:t>tickets</w:t>
             </w:r>
             <w:bookmarkEnd w:id="20"/>
-            <w:proofErr w:type="gramEnd"/>
             <w:r>
               <w:rPr>
                 <w:color w:val="auto"/>
@@ -3470,7 +3418,6 @@
               <w:t xml:space="preserve"> para seleccionar un </w:t>
             </w:r>
             <w:bookmarkStart w:id="21" w:name="_Int_GfS0GtGP"/>
-            <w:proofErr w:type="gramStart"/>
             <w:r>
               <w:rPr>
                 <w:color w:val="auto"/>
@@ -3479,45 +3426,12 @@
               <w:t>ticket</w:t>
             </w:r>
             <w:bookmarkEnd w:id="21"/>
-            <w:proofErr w:type="gramEnd"/>
             <w:r>
               <w:rPr>
                 <w:color w:val="auto"/>
                 <w:lang w:val="es-HN"/>
               </w:rPr>
-              <w:t xml:space="preserve">, ingresar los datos del </w:t>
-            </w:r>
-            <w:proofErr w:type="spellStart"/>
-            <w:r>
-              <w:rPr>
-                <w:color w:val="auto"/>
-                <w:lang w:val="es-HN"/>
-              </w:rPr>
-              <w:t>tickect</w:t>
-            </w:r>
-            <w:proofErr w:type="spellEnd"/>
-            <w:r>
-              <w:rPr>
-                <w:color w:val="auto"/>
-                <w:lang w:val="es-HN"/>
-              </w:rPr>
-              <w:t xml:space="preserve"> como título, descripción y prioridad, ingresar los datos del </w:t>
-            </w:r>
-            <w:proofErr w:type="spellStart"/>
-            <w:r>
-              <w:rPr>
-                <w:color w:val="auto"/>
-                <w:lang w:val="es-HN"/>
-              </w:rPr>
-              <w:t>tickect</w:t>
-            </w:r>
-            <w:proofErr w:type="spellEnd"/>
-            <w:r>
-              <w:rPr>
-                <w:color w:val="auto"/>
-                <w:lang w:val="es-HN"/>
-              </w:rPr>
-              <w:t xml:space="preserve"> como título, descripción y prioridad</w:t>
+              <w:t>, ingresar los datos del tickect como título, descripción y prioridad, ingresar los datos del tickect como título, descripción y prioridad</w:t>
             </w:r>
           </w:p>
         </w:tc>
@@ -3544,17 +3458,8 @@
                 <w:color w:val="auto"/>
                 <w:lang w:val="es-HN"/>
               </w:rPr>
-              <w:t xml:space="preserve">Asignar </w:t>
-            </w:r>
-            <w:proofErr w:type="gramStart"/>
-            <w:r>
-              <w:rPr>
-                <w:color w:val="auto"/>
-                <w:lang w:val="es-HN"/>
-              </w:rPr>
-              <w:t>ticket</w:t>
-            </w:r>
-            <w:proofErr w:type="gramEnd"/>
+              <w:t>Asignar ticket</w:t>
+            </w:r>
           </w:p>
         </w:tc>
         <w:tc>
@@ -3575,23 +3480,7 @@
                 <w:color w:val="000000" w:themeColor="text1"/>
                 <w:lang w:val="es-HN"/>
               </w:rPr>
-              <w:t xml:space="preserve">Permite asignar un </w:t>
-            </w:r>
-            <w:proofErr w:type="gramStart"/>
-            <w:r>
-              <w:rPr>
-                <w:color w:val="000000" w:themeColor="text1"/>
-                <w:lang w:val="es-HN"/>
-              </w:rPr>
-              <w:t>ticket</w:t>
-            </w:r>
-            <w:proofErr w:type="gramEnd"/>
-            <w:r>
-              <w:rPr>
-                <w:color w:val="000000" w:themeColor="text1"/>
-                <w:lang w:val="es-HN"/>
-              </w:rPr>
-              <w:t xml:space="preserve"> a un desarrollador para que trabaje en su solución.</w:t>
+              <w:t>Permite asignar un ticket a un desarrollador para que trabaje en su solución.</w:t>
             </w:r>
           </w:p>
         </w:tc>
@@ -3630,51 +3519,7 @@
                 <w:szCs w:val="19"/>
                 <w:lang w:val="es-HN"/>
               </w:rPr>
-              <w:t xml:space="preserve">guardar el </w:t>
-            </w:r>
-            <w:proofErr w:type="gramStart"/>
-            <w:r>
-              <w:rPr>
-                <w:rFonts w:eastAsia="Verdana" w:cs="Verdana"/>
-                <w:color w:val="000000" w:themeColor="text1"/>
-                <w:sz w:val="19"/>
-                <w:szCs w:val="19"/>
-                <w:lang w:val="es-HN"/>
-              </w:rPr>
-              <w:t>ticket</w:t>
-            </w:r>
-            <w:proofErr w:type="gramEnd"/>
-            <w:r>
-              <w:rPr>
-                <w:rFonts w:eastAsia="Verdana" w:cs="Verdana"/>
-                <w:color w:val="000000" w:themeColor="text1"/>
-                <w:sz w:val="19"/>
-                <w:szCs w:val="19"/>
-                <w:lang w:val="es-HN"/>
-              </w:rPr>
-              <w:t xml:space="preserve"> y el sistema registra el </w:t>
-            </w:r>
-            <w:proofErr w:type="gramStart"/>
-            <w:r>
-              <w:rPr>
-                <w:rFonts w:eastAsia="Verdana" w:cs="Verdana"/>
-                <w:color w:val="000000" w:themeColor="text1"/>
-                <w:sz w:val="19"/>
-                <w:szCs w:val="19"/>
-                <w:lang w:val="es-HN"/>
-              </w:rPr>
-              <w:t>ticket</w:t>
-            </w:r>
-            <w:proofErr w:type="gramEnd"/>
-            <w:r>
-              <w:rPr>
-                <w:rFonts w:eastAsia="Verdana" w:cs="Verdana"/>
-                <w:color w:val="000000" w:themeColor="text1"/>
-                <w:sz w:val="19"/>
-                <w:szCs w:val="19"/>
-                <w:lang w:val="es-HN"/>
-              </w:rPr>
-              <w:t xml:space="preserve"> con estado inicial</w:t>
+              <w:t>guardar el ticket y el sistema registra el ticket con estado inicial</w:t>
             </w:r>
           </w:p>
         </w:tc>
@@ -3702,17 +3547,8 @@
                 <w:color w:val="auto"/>
                 <w:lang w:val="es-HN"/>
               </w:rPr>
-              <w:t xml:space="preserve">Cambiar estado del </w:t>
-            </w:r>
-            <w:proofErr w:type="gramStart"/>
-            <w:r>
-              <w:rPr>
-                <w:color w:val="auto"/>
-                <w:lang w:val="es-HN"/>
-              </w:rPr>
-              <w:t>ticket</w:t>
-            </w:r>
-            <w:proofErr w:type="gramEnd"/>
+              <w:t>Cambiar estado del ticket</w:t>
+            </w:r>
           </w:p>
         </w:tc>
         <w:tc>
@@ -3733,23 +3569,7 @@
                 <w:color w:val="000000" w:themeColor="text1"/>
                 <w:lang w:val="es-HN"/>
               </w:rPr>
-              <w:t xml:space="preserve">Permite actualizar el estado del </w:t>
-            </w:r>
-            <w:proofErr w:type="gramStart"/>
-            <w:r>
-              <w:rPr>
-                <w:color w:val="000000" w:themeColor="text1"/>
-                <w:lang w:val="es-HN"/>
-              </w:rPr>
-              <w:t>ticket</w:t>
-            </w:r>
-            <w:proofErr w:type="gramEnd"/>
-            <w:r>
-              <w:rPr>
-                <w:color w:val="000000" w:themeColor="text1"/>
-                <w:lang w:val="es-HN"/>
-              </w:rPr>
-              <w:t xml:space="preserve"> durante su ciclo de vida (por ejemplo: abierto, en progreso, resuelto o cancelado).</w:t>
+              <w:t>Permite actualizar el estado del ticket durante su ciclo de vida (por ejemplo: abierto, en progreso, resuelto o cancelado).</w:t>
             </w:r>
           </w:p>
         </w:tc>
@@ -3785,23 +3605,7 @@
                 <w:color w:val="auto"/>
                 <w:lang w:val="es-HN"/>
               </w:rPr>
-              <w:t xml:space="preserve"> un </w:t>
-            </w:r>
-            <w:proofErr w:type="gramStart"/>
-            <w:r>
-              <w:rPr>
-                <w:color w:val="auto"/>
-                <w:lang w:val="es-HN"/>
-              </w:rPr>
-              <w:t>ticket</w:t>
-            </w:r>
-            <w:proofErr w:type="gramEnd"/>
-            <w:r>
-              <w:rPr>
-                <w:color w:val="auto"/>
-                <w:lang w:val="es-HN"/>
-              </w:rPr>
-              <w:t xml:space="preserve"> y </w:t>
+              <w:t xml:space="preserve"> un ticket y </w:t>
             </w:r>
             <w:r>
               <w:rPr>
@@ -3862,16 +3666,8 @@
               <w:rPr>
                 <w:color w:val="auto"/>
               </w:rPr>
-              <w:t xml:space="preserve">Posponer </w:t>
-            </w:r>
-            <w:proofErr w:type="gramStart"/>
-            <w:r>
-              <w:rPr>
-                <w:color w:val="auto"/>
-              </w:rPr>
-              <w:t>ticket</w:t>
-            </w:r>
-            <w:proofErr w:type="gramEnd"/>
+              <w:t>Posponer ticket</w:t>
+            </w:r>
           </w:p>
         </w:tc>
         <w:tc>
@@ -3891,21 +3687,7 @@
               <w:rPr>
                 <w:color w:val="000000" w:themeColor="text1"/>
               </w:rPr>
-              <w:t xml:space="preserve">Permite posponer un </w:t>
-            </w:r>
-            <w:proofErr w:type="gramStart"/>
-            <w:r>
-              <w:rPr>
-                <w:color w:val="000000" w:themeColor="text1"/>
-              </w:rPr>
-              <w:t>ticket</w:t>
-            </w:r>
-            <w:proofErr w:type="gramEnd"/>
-            <w:r>
-              <w:rPr>
-                <w:color w:val="000000" w:themeColor="text1"/>
-              </w:rPr>
-              <w:t xml:space="preserve"> cuando no puede resolverse en el momento.</w:t>
+              <w:t>Permite posponer un ticket cuando no puede resolverse en el momento.</w:t>
             </w:r>
           </w:p>
         </w:tc>
@@ -3960,17 +3742,8 @@
                 <w:color w:val="auto"/>
                 <w:lang w:val="es-HN"/>
               </w:rPr>
-              <w:t xml:space="preserve">Cancelar </w:t>
-            </w:r>
-            <w:proofErr w:type="gramStart"/>
-            <w:r>
-              <w:rPr>
-                <w:color w:val="auto"/>
-                <w:lang w:val="es-HN"/>
-              </w:rPr>
-              <w:t>ticket</w:t>
-            </w:r>
-            <w:proofErr w:type="gramEnd"/>
+              <w:t>Cancelar ticket</w:t>
+            </w:r>
           </w:p>
         </w:tc>
         <w:tc>
@@ -3991,23 +3764,7 @@
                 <w:color w:val="000000" w:themeColor="text1"/>
                 <w:lang w:val="es-HN"/>
               </w:rPr>
-              <w:t xml:space="preserve">Permite cancelar un </w:t>
-            </w:r>
-            <w:proofErr w:type="gramStart"/>
-            <w:r>
-              <w:rPr>
-                <w:color w:val="000000" w:themeColor="text1"/>
-                <w:lang w:val="es-HN"/>
-              </w:rPr>
-              <w:t>ticket</w:t>
-            </w:r>
-            <w:proofErr w:type="gramEnd"/>
-            <w:r>
-              <w:rPr>
-                <w:color w:val="000000" w:themeColor="text1"/>
-                <w:lang w:val="es-HN"/>
-              </w:rPr>
-              <w:t xml:space="preserve"> indicando la razón de la cancelación.</w:t>
+              <w:t>Permite cancelar un ticket indicando la razón de la cancelación.</w:t>
             </w:r>
           </w:p>
         </w:tc>
@@ -4043,23 +3800,7 @@
                 <w:color w:val="auto"/>
                 <w:lang w:val="es-HN"/>
               </w:rPr>
-              <w:t xml:space="preserve"> seleccionara el </w:t>
-            </w:r>
-            <w:proofErr w:type="gramStart"/>
-            <w:r>
-              <w:rPr>
-                <w:color w:val="auto"/>
-                <w:lang w:val="es-HN"/>
-              </w:rPr>
-              <w:t>ticket</w:t>
-            </w:r>
-            <w:proofErr w:type="gramEnd"/>
-            <w:r>
-              <w:rPr>
-                <w:color w:val="auto"/>
-                <w:lang w:val="es-HN"/>
-              </w:rPr>
-              <w:t xml:space="preserve"> y </w:t>
+              <w:t xml:space="preserve"> seleccionara el ticket y </w:t>
             </w:r>
             <w:r>
               <w:rPr>
@@ -4121,18 +3862,8 @@
                 <w:color w:val="auto"/>
                 <w:lang w:val="es-HN"/>
               </w:rPr>
-              <w:lastRenderedPageBreak/>
-              <w:t xml:space="preserve">Consultar historial de </w:t>
-            </w:r>
-            <w:proofErr w:type="gramStart"/>
-            <w:r>
-              <w:rPr>
-                <w:color w:val="auto"/>
-                <w:lang w:val="es-HN"/>
-              </w:rPr>
-              <w:t>ticket</w:t>
-            </w:r>
-            <w:proofErr w:type="gramEnd"/>
+              <w:t>Consultar historial de ticket</w:t>
+            </w:r>
           </w:p>
         </w:tc>
         <w:tc>
@@ -4156,7 +3887,6 @@
               <w:t xml:space="preserve">Permite visualizar todos los cambios de estado que ha tenido un </w:t>
             </w:r>
             <w:bookmarkStart w:id="22" w:name="_Int_DJ68LYv6"/>
-            <w:proofErr w:type="gramStart"/>
             <w:r>
               <w:rPr>
                 <w:color w:val="000000" w:themeColor="text1"/>
@@ -4165,7 +3895,6 @@
               <w:t>ticket</w:t>
             </w:r>
             <w:bookmarkEnd w:id="22"/>
-            <w:proofErr w:type="gramEnd"/>
             <w:r>
               <w:rPr>
                 <w:color w:val="000000" w:themeColor="text1"/>
@@ -4196,7 +3925,6 @@
               <w:t xml:space="preserve">El usuario abrirá un </w:t>
             </w:r>
             <w:bookmarkStart w:id="23" w:name="_Int_L7YQI94Q"/>
-            <w:proofErr w:type="gramStart"/>
             <w:r>
               <w:rPr>
                 <w:color w:val="auto"/>
@@ -4205,7 +3933,6 @@
               <w:t>ticket</w:t>
             </w:r>
             <w:bookmarkEnd w:id="23"/>
-            <w:proofErr w:type="gramEnd"/>
             <w:r>
               <w:rPr>
                 <w:color w:val="auto"/>
@@ -4238,6 +3965,7 @@
               <w:rPr>
                 <w:color w:val="auto"/>
               </w:rPr>
+              <w:lastRenderedPageBreak/>
               <w:t>Gestionar archivos</w:t>
             </w:r>
           </w:p>
@@ -4351,21 +4079,7 @@
               <w:rPr>
                 <w:color w:val="000000" w:themeColor="text1"/>
               </w:rPr>
-              <w:t xml:space="preserve"> de los </w:t>
-            </w:r>
-            <w:proofErr w:type="gramStart"/>
-            <w:r>
-              <w:rPr>
-                <w:color w:val="000000" w:themeColor="text1"/>
-              </w:rPr>
-              <w:t>tickets</w:t>
-            </w:r>
-            <w:proofErr w:type="gramEnd"/>
-            <w:r>
-              <w:rPr>
-                <w:color w:val="000000" w:themeColor="text1"/>
-              </w:rPr>
-              <w:t>.</w:t>
+              <w:t xml:space="preserve"> de los tickets.</w:t>
             </w:r>
           </w:p>
         </w:tc>
@@ -4622,23 +4336,7 @@
           <w:color w:val="auto"/>
           <w:lang w:val="es-HN" w:eastAsia="es-HN"/>
         </w:rPr>
-        <w:t xml:space="preserve">: entorno de ejecución para construir el </w:t>
-      </w:r>
-      <w:proofErr w:type="spellStart"/>
-      <w:r>
-        <w:rPr>
-          <w:color w:val="auto"/>
-          <w:lang w:val="es-HN" w:eastAsia="es-HN"/>
-        </w:rPr>
-        <w:t>backend</w:t>
-      </w:r>
-      <w:proofErr w:type="spellEnd"/>
-      <w:r>
-        <w:rPr>
-          <w:color w:val="auto"/>
-          <w:lang w:val="es-HN" w:eastAsia="es-HN"/>
-        </w:rPr>
-        <w:t xml:space="preserve"> en JavaScript.</w:t>
+        <w:t>: entorno de ejecución para construir el backend en JavaScript.</w:t>
       </w:r>
     </w:p>
     <w:p>
@@ -4667,23 +4365,7 @@
           <w:color w:val="auto"/>
           <w:lang w:val="es-HN" w:eastAsia="es-HN"/>
         </w:rPr>
-        <w:t xml:space="preserve">: </w:t>
-      </w:r>
-      <w:proofErr w:type="spellStart"/>
-      <w:r>
-        <w:rPr>
-          <w:color w:val="auto"/>
-          <w:lang w:val="es-HN" w:eastAsia="es-HN"/>
-        </w:rPr>
-        <w:t>framework</w:t>
-      </w:r>
-      <w:proofErr w:type="spellEnd"/>
-      <w:r>
-        <w:rPr>
-          <w:color w:val="auto"/>
-          <w:lang w:val="es-HN" w:eastAsia="es-HN"/>
-        </w:rPr>
-        <w:t xml:space="preserve"> para crear rutas, controladores y API REST.</w:t>
+        <w:t>: framework para crear rutas, controladores y API REST.</w:t>
       </w:r>
     </w:p>
     <w:p>
@@ -4698,7 +4380,6 @@
           <w:lang w:val="es-HN" w:eastAsia="es-HN"/>
         </w:rPr>
       </w:pPr>
-      <w:proofErr w:type="spellStart"/>
       <w:r>
         <w:rPr>
           <w:b/>
@@ -4708,7 +4389,6 @@
         </w:rPr>
         <w:t>Sequelize</w:t>
       </w:r>
-      <w:proofErr w:type="spellEnd"/>
       <w:r>
         <w:rPr>
           <w:color w:val="auto"/>
@@ -4743,23 +4423,7 @@
           <w:color w:val="auto"/>
           <w:lang w:val="es-HN" w:eastAsia="es-HN"/>
         </w:rPr>
-        <w:t xml:space="preserve">: base de datos relacional para usuarios, </w:t>
-      </w:r>
-      <w:proofErr w:type="gramStart"/>
-      <w:r>
-        <w:rPr>
-          <w:color w:val="auto"/>
-          <w:lang w:val="es-HN" w:eastAsia="es-HN"/>
-        </w:rPr>
-        <w:t>tickets</w:t>
-      </w:r>
-      <w:proofErr w:type="gramEnd"/>
-      <w:r>
-        <w:rPr>
-          <w:color w:val="auto"/>
-          <w:lang w:val="es-HN" w:eastAsia="es-HN"/>
-        </w:rPr>
-        <w:t>, historial y archivos.</w:t>
+        <w:t>: base de datos relacional para usuarios, tickets, historial y archivos.</w:t>
       </w:r>
     </w:p>
     <w:p>
@@ -4774,7 +4438,6 @@
           <w:lang w:val="es-HN" w:eastAsia="es-HN"/>
         </w:rPr>
       </w:pPr>
-      <w:proofErr w:type="spellStart"/>
       <w:r>
         <w:rPr>
           <w:b/>
@@ -4784,7 +4447,6 @@
         </w:rPr>
         <w:t>bcrypt</w:t>
       </w:r>
-      <w:proofErr w:type="spellEnd"/>
       <w:r>
         <w:rPr>
           <w:color w:val="auto"/>
@@ -4834,7 +4496,6 @@
           <w:lang w:val="es-HN" w:eastAsia="es-HN"/>
         </w:rPr>
       </w:pPr>
-      <w:proofErr w:type="spellStart"/>
       <w:r>
         <w:rPr>
           <w:b/>
@@ -4844,29 +4505,12 @@
         </w:rPr>
         <w:t>dotenv</w:t>
       </w:r>
-      <w:proofErr w:type="spellEnd"/>
       <w:r>
         <w:rPr>
           <w:color w:val="auto"/>
           <w:lang w:val="es-HN" w:eastAsia="es-HN"/>
         </w:rPr>
-        <w:t xml:space="preserve">: </w:t>
-      </w:r>
-      <w:proofErr w:type="gramStart"/>
-      <w:r>
-        <w:rPr>
-          <w:color w:val="auto"/>
-          <w:lang w:val="es-HN" w:eastAsia="es-HN"/>
-        </w:rPr>
-        <w:t>carga variables</w:t>
-      </w:r>
-      <w:proofErr w:type="gramEnd"/>
-      <w:r>
-        <w:rPr>
-          <w:color w:val="auto"/>
-          <w:lang w:val="es-HN" w:eastAsia="es-HN"/>
-        </w:rPr>
-        <w:t xml:space="preserve"> de entorno para configuración sensible.</w:t>
+        <w:t>: carga variables de entorno para configuración sensible.</w:t>
       </w:r>
     </w:p>
     <w:p>
@@ -4881,7 +4525,6 @@
           <w:lang w:val="es-HN" w:eastAsia="es-HN"/>
         </w:rPr>
       </w:pPr>
-      <w:proofErr w:type="spellStart"/>
       <w:r>
         <w:rPr>
           <w:b/>
@@ -4891,45 +4534,12 @@
         </w:rPr>
         <w:t>cors</w:t>
       </w:r>
-      <w:proofErr w:type="spellEnd"/>
       <w:r>
         <w:rPr>
           <w:color w:val="auto"/>
           <w:lang w:val="es-HN" w:eastAsia="es-HN"/>
         </w:rPr>
-        <w:t xml:space="preserve">: habilita el acceso controlado entre </w:t>
-      </w:r>
-      <w:proofErr w:type="spellStart"/>
-      <w:r>
-        <w:rPr>
-          <w:color w:val="auto"/>
-          <w:lang w:val="es-HN" w:eastAsia="es-HN"/>
-        </w:rPr>
-        <w:t>frontend</w:t>
-      </w:r>
-      <w:proofErr w:type="spellEnd"/>
-      <w:r>
-        <w:rPr>
-          <w:color w:val="auto"/>
-          <w:lang w:val="es-HN" w:eastAsia="es-HN"/>
-        </w:rPr>
-        <w:t xml:space="preserve"> y </w:t>
-      </w:r>
-      <w:proofErr w:type="spellStart"/>
-      <w:r>
-        <w:rPr>
-          <w:color w:val="auto"/>
-          <w:lang w:val="es-HN" w:eastAsia="es-HN"/>
-        </w:rPr>
-        <w:t>backend</w:t>
-      </w:r>
-      <w:proofErr w:type="spellEnd"/>
-      <w:r>
-        <w:rPr>
-          <w:color w:val="auto"/>
-          <w:lang w:val="es-HN" w:eastAsia="es-HN"/>
-        </w:rPr>
-        <w:t xml:space="preserve"> en distintos dominios.</w:t>
+        <w:t>: habilita el acceso controlado entre frontend y backend en distintos dominios.</w:t>
       </w:r>
     </w:p>
     <w:p>
@@ -4944,7 +4554,6 @@
           <w:lang w:val="es-HN" w:eastAsia="es-HN"/>
         </w:rPr>
       </w:pPr>
-      <w:proofErr w:type="spellStart"/>
       <w:r>
         <w:rPr>
           <w:b/>
@@ -4954,7 +4563,6 @@
         </w:rPr>
         <w:t>multer</w:t>
       </w:r>
-      <w:proofErr w:type="spellEnd"/>
       <w:r>
         <w:rPr>
           <w:color w:val="auto"/>
@@ -4989,39 +4597,7 @@
           <w:color w:val="auto"/>
           <w:lang w:val="es-HN" w:eastAsia="es-HN"/>
         </w:rPr>
-        <w:t xml:space="preserve">: </w:t>
-      </w:r>
-      <w:proofErr w:type="spellStart"/>
-      <w:r>
-        <w:rPr>
-          <w:color w:val="auto"/>
-          <w:lang w:val="es-HN" w:eastAsia="es-HN"/>
-        </w:rPr>
-        <w:t>framework</w:t>
-      </w:r>
-      <w:proofErr w:type="spellEnd"/>
-      <w:r>
-        <w:rPr>
-          <w:color w:val="auto"/>
-          <w:lang w:val="es-HN" w:eastAsia="es-HN"/>
-        </w:rPr>
-        <w:t xml:space="preserve"> </w:t>
-      </w:r>
-      <w:proofErr w:type="spellStart"/>
-      <w:r>
-        <w:rPr>
-          <w:color w:val="auto"/>
-          <w:lang w:val="es-HN" w:eastAsia="es-HN"/>
-        </w:rPr>
-        <w:t>frontend</w:t>
-      </w:r>
-      <w:proofErr w:type="spellEnd"/>
-      <w:r>
-        <w:rPr>
-          <w:color w:val="auto"/>
-          <w:lang w:val="es-HN" w:eastAsia="es-HN"/>
-        </w:rPr>
-        <w:t xml:space="preserve"> para construir la aplicación web.</w:t>
+        <w:t>: framework frontend para construir la aplicación web.</w:t>
       </w:r>
     </w:p>
     <w:p>
@@ -5036,7 +4612,6 @@
           <w:lang w:val="es-HN" w:eastAsia="es-HN"/>
         </w:rPr>
       </w:pPr>
-      <w:proofErr w:type="spellStart"/>
       <w:r>
         <w:rPr>
           <w:b/>
@@ -5046,7 +4621,6 @@
         </w:rPr>
         <w:t>React</w:t>
       </w:r>
-      <w:proofErr w:type="spellEnd"/>
       <w:r>
         <w:rPr>
           <w:color w:val="auto"/>
@@ -5067,7 +4641,6 @@
           <w:lang w:val="es-HN" w:eastAsia="es-HN"/>
         </w:rPr>
       </w:pPr>
-      <w:proofErr w:type="spellStart"/>
       <w:r>
         <w:rPr>
           <w:b/>
@@ -5077,29 +4650,12 @@
         </w:rPr>
         <w:t>TypeScript</w:t>
       </w:r>
-      <w:proofErr w:type="spellEnd"/>
       <w:r>
         <w:rPr>
           <w:color w:val="auto"/>
           <w:lang w:val="es-HN" w:eastAsia="es-HN"/>
         </w:rPr>
-        <w:t xml:space="preserve">: tipado estático para mayor robustez en </w:t>
-      </w:r>
-      <w:proofErr w:type="spellStart"/>
-      <w:r>
-        <w:rPr>
-          <w:color w:val="auto"/>
-          <w:lang w:val="es-HN" w:eastAsia="es-HN"/>
-        </w:rPr>
-        <w:t>frontend</w:t>
-      </w:r>
-      <w:proofErr w:type="spellEnd"/>
-      <w:r>
-        <w:rPr>
-          <w:color w:val="auto"/>
-          <w:lang w:val="es-HN" w:eastAsia="es-HN"/>
-        </w:rPr>
-        <w:t>.</w:t>
+        <w:t>: tipado estático para mayor robustez en frontend.</w:t>
       </w:r>
     </w:p>
     <w:p>
@@ -5114,7 +4670,6 @@
           <w:lang w:val="es-HN" w:eastAsia="es-HN"/>
         </w:rPr>
       </w:pPr>
-      <w:proofErr w:type="spellStart"/>
       <w:r>
         <w:rPr>
           <w:b/>
@@ -5124,7 +4679,6 @@
         </w:rPr>
         <w:t>Tailwind</w:t>
       </w:r>
-      <w:proofErr w:type="spellEnd"/>
       <w:r>
         <w:rPr>
           <w:color w:val="auto"/>
@@ -5159,23 +4713,7 @@
           <w:color w:val="auto"/>
           <w:lang w:val="es-HN" w:eastAsia="es-HN"/>
         </w:rPr>
-        <w:t xml:space="preserve">: cliente HTTP para consumir la API desde </w:t>
-      </w:r>
-      <w:proofErr w:type="spellStart"/>
-      <w:r>
-        <w:rPr>
-          <w:color w:val="auto"/>
-          <w:lang w:val="es-HN" w:eastAsia="es-HN"/>
-        </w:rPr>
-        <w:t>frontend</w:t>
-      </w:r>
-      <w:proofErr w:type="spellEnd"/>
-      <w:r>
-        <w:rPr>
-          <w:color w:val="auto"/>
-          <w:lang w:val="es-HN" w:eastAsia="es-HN"/>
-        </w:rPr>
-        <w:t>.</w:t>
+        <w:t>: cliente HTTP para consumir la API desde frontend.</w:t>
       </w:r>
     </w:p>
     <w:p>
@@ -8909,6 +8447,7 @@
   <w:style w:type="character" w:default="1" w:styleId="Fuentedeprrafopredeter">
     <w:name w:val="Default Paragraph Font"/>
     <w:uiPriority w:val="1"/>
+    <w:semiHidden/>
     <w:unhideWhenUsed/>
   </w:style>
   <w:style w:type="table" w:default="1" w:styleId="Tablanormal">
@@ -10774,6 +10313,30 @@
 </file>
 
 <file path=customXml/item2.xml><?xml version="1.0" encoding="utf-8"?>
+<?mso-contentType ?>
+<FormTemplates xmlns="http://schemas.microsoft.com/sharepoint/v3/contenttype/forms">
+  <Display>DocumentLibraryForm</Display>
+  <Edit>DocumentLibraryForm</Edit>
+  <New>DocumentLibraryForm</New>
+</FormTemplates>
+</file>
+
+<file path=customXml/item3.xml><?xml version="1.0" encoding="utf-8"?>
+<s:customData xmlns="http://www.wps.cn/officeDocument/2013/wpsCustomData" xmlns:s="http://www.wps.cn/officeDocument/2013/wpsCustomData">
+  <customSectProps>
+    <customSectPr/>
+  </customSectProps>
+  <customShpExts>
+    <customShpInfo spid="_x0000_s1026"/>
+  </customShpExts>
+</s:customData>
+</file>
+
+<file path=customXml/item4.xml><?xml version="1.0" encoding="utf-8"?>
+<b:Sources xmlns:b="http://schemas.openxmlformats.org/officeDocument/2006/bibliography" xmlns="http://schemas.openxmlformats.org/officeDocument/2006/bibliography" SelectedStyle="\APA.XSL" StyleName="APA"/>
+</file>
+
+<file path=customXml/item5.xml><?xml version="1.0" encoding="utf-8"?>
 <ct:contentTypeSchema xmlns:ct="http://schemas.microsoft.com/office/2006/metadata/contentType" xmlns:ma="http://schemas.microsoft.com/office/2006/metadata/properties/metaAttributes" ct:_="" ma:_="" ma:contentTypeName="Documento" ma:contentTypeID="0x0101006E94DD9C1A57EA44A2287132AB441EEF" ma:contentTypeVersion="18" ma:contentTypeDescription="Crear nuevo documento." ma:contentTypeScope="" ma:versionID="a9d4457f6589957bfd868bc387432f8d">
   <xsd:schema xmlns:xsd="http://www.w3.org/2001/XMLSchema" xmlns:xs="http://www.w3.org/2001/XMLSchema" xmlns:p="http://schemas.microsoft.com/office/2006/metadata/properties" xmlns:ns2="be919a6f-26d4-40ad-90c6-d553dd60ab3c" xmlns:ns3="95d526d8-5c94-498f-824d-904cb729a21e" xmlns:ns4="11f529fa-ea3d-4a8c-9d35-538066af6d23" targetNamespace="http://schemas.microsoft.com/office/2006/metadata/properties" ma:root="true" ma:fieldsID="c9742f6b731314d7783643ab93cf28bf" ns2:_="" ns3:_="" ns4:_="">
     <xsd:import namespace="be919a6f-26d4-40ad-90c6-d553dd60ab3c"/>
@@ -11033,30 +10596,6 @@
 </ct:contentTypeSchema>
 </file>
 
-<file path=customXml/item3.xml><?xml version="1.0" encoding="utf-8"?>
-<b:Sources xmlns:b="http://schemas.openxmlformats.org/officeDocument/2006/bibliography" xmlns="http://schemas.openxmlformats.org/officeDocument/2006/bibliography" SelectedStyle="\APA.XSL" StyleName="APA"/>
-</file>
-
-<file path=customXml/item4.xml><?xml version="1.0" encoding="utf-8"?>
-<s:customData xmlns="http://www.wps.cn/officeDocument/2013/wpsCustomData" xmlns:s="http://www.wps.cn/officeDocument/2013/wpsCustomData">
-  <customSectProps>
-    <customSectPr/>
-  </customSectProps>
-  <customShpExts>
-    <customShpInfo spid="_x0000_s1026"/>
-  </customShpExts>
-</s:customData>
-</file>
-
-<file path=customXml/item5.xml><?xml version="1.0" encoding="utf-8"?>
-<?mso-contentType ?>
-<FormTemplates xmlns="http://schemas.microsoft.com/sharepoint/v3/contenttype/forms">
-  <Display>DocumentLibraryForm</Display>
-  <Edit>DocumentLibraryForm</Edit>
-  <New>DocumentLibraryForm</New>
-</FormTemplates>
-</file>
-
 <file path=customXml/item6.xml><?xml version="1.0" encoding="utf-8"?>
 <p:properties xmlns:p="http://schemas.microsoft.com/office/2006/metadata/properties" xmlns:xsi="http://www.w3.org/2001/XMLSchema-instance" xmlns:pc="http://schemas.microsoft.com/office/infopath/2007/PartnerControls">
   <documentManagement>
@@ -11077,6 +10616,30 @@
 </file>
 
 <file path=customXml/itemProps2.xml><?xml version="1.0" encoding="utf-8"?>
+<ds:datastoreItem xmlns:ds="http://schemas.openxmlformats.org/officeDocument/2006/customXml" ds:itemID="{E9020E4B-617E-4527-9B36-9F66C5C018C7}">
+  <ds:schemaRefs>
+    <ds:schemaRef ds:uri="http://schemas.microsoft.com/sharepoint/v3/contenttype/forms"/>
+  </ds:schemaRefs>
+</ds:datastoreItem>
+</file>
+
+<file path=customXml/itemProps3.xml><?xml version="1.0" encoding="utf-8"?>
+<ds:datastoreItem xmlns:ds="http://schemas.openxmlformats.org/officeDocument/2006/customXml" ds:itemID="{B1977F7D-205B-4081-913C-38D41E755F92}">
+  <ds:schemaRefs>
+    <ds:schemaRef ds:uri="http://www.wps.cn/officeDocument/2013/wpsCustomData"/>
+  </ds:schemaRefs>
+</ds:datastoreItem>
+</file>
+
+<file path=customXml/itemProps4.xml><?xml version="1.0" encoding="utf-8"?>
+<ds:datastoreItem xmlns:ds="http://schemas.openxmlformats.org/officeDocument/2006/customXml" ds:itemID="{3CBC487C-18F4-4A1B-9E5D-1295DE9FFE9C}">
+  <ds:schemaRefs>
+    <ds:schemaRef ds:uri="http://schemas.openxmlformats.org/officeDocument/2006/bibliography"/>
+  </ds:schemaRefs>
+</ds:datastoreItem>
+</file>
+
+<file path=customXml/itemProps5.xml><?xml version="1.0" encoding="utf-8"?>
 <ds:datastoreItem xmlns:ds="http://schemas.openxmlformats.org/officeDocument/2006/customXml" ds:itemID="{892DFEDE-86DF-4882-B1DA-159F1450E4B3}">
   <ds:schemaRefs>
     <ds:schemaRef ds:uri="http://schemas.microsoft.com/office/2006/metadata/contentType"/>
@@ -11096,30 +10659,6 @@
 </ds:datastoreItem>
 </file>
 
-<file path=customXml/itemProps3.xml><?xml version="1.0" encoding="utf-8"?>
-<ds:datastoreItem xmlns:ds="http://schemas.openxmlformats.org/officeDocument/2006/customXml" ds:itemID="{3CBC487C-18F4-4A1B-9E5D-1295DE9FFE9C}">
-  <ds:schemaRefs>
-    <ds:schemaRef ds:uri="http://schemas.openxmlformats.org/officeDocument/2006/bibliography"/>
-  </ds:schemaRefs>
-</ds:datastoreItem>
-</file>
-
-<file path=customXml/itemProps4.xml><?xml version="1.0" encoding="utf-8"?>
-<ds:datastoreItem xmlns:ds="http://schemas.openxmlformats.org/officeDocument/2006/customXml" ds:itemID="{B1977F7D-205B-4081-913C-38D41E755F92}">
-  <ds:schemaRefs>
-    <ds:schemaRef ds:uri="http://www.wps.cn/officeDocument/2013/wpsCustomData"/>
-  </ds:schemaRefs>
-</ds:datastoreItem>
-</file>
-
-<file path=customXml/itemProps5.xml><?xml version="1.0" encoding="utf-8"?>
-<ds:datastoreItem xmlns:ds="http://schemas.openxmlformats.org/officeDocument/2006/customXml" ds:itemID="{E9020E4B-617E-4527-9B36-9F66C5C018C7}">
-  <ds:schemaRefs>
-    <ds:schemaRef ds:uri="http://schemas.microsoft.com/sharepoint/v3/contenttype/forms"/>
-  </ds:schemaRefs>
-</ds:datastoreItem>
-</file>
-
 <file path=customXml/itemProps6.xml><?xml version="1.0" encoding="utf-8"?>
 <ds:datastoreItem xmlns:ds="http://schemas.openxmlformats.org/officeDocument/2006/customXml" ds:itemID="{2F8DC23F-29DC-4A5C-BC23-E6EA8CEA03A7}">
   <ds:schemaRefs>
